--- a/docs/论文初稿.docx
+++ b/docs/论文初稿.docx
@@ -3866,7 +3866,7 @@
         <w:rPr>
           <w:rFonts w:ascii="宋体" w:hAnsi="宋体" w:eastAsia="宋体"/>
         </w:rPr>
-        <w:t xml:space="preserve"> 在无数据库环境下仍能通过，既保证了持续集成的可用性，也明确了实验结论对环境的前提依赖。</w:t>
+        <w:t xml:space="preserve"> 在无数据库的环境下仍能通过，既方便了在任意机器上做冒烟验证，也明确了实验结论对环境的前提依赖。</w:t>
       </w:r>
     </w:p>
     <w:p>
